--- a/guides html/mode-emploi.docx
+++ b/guides html/mode-emploi.docx
@@ -627,6 +627,25 @@
     </w:p>
     <w:p>
       <w:pPr>
+        <w:shd w:fill="E1F5EE" w:val="clear"/>
+        <w:spacing w:before="100"/>
+      </w:pPr>
+      <w:r>
+        <w:rPr>
+          <w:b/>
+          <w:bCs/>
+          <w:color w:val="0A9370"/>
+          <w:sz w:val="19"/>
+          <w:szCs w:val="19"/>
+        </w:rPr>
+        <w:t xml:space="preserve">Graphies distinctes an/in : </w:t>
+      </w:r>
+      <w:r>
+        <w:t xml:space="preserve">pour les sons « an » et « in », le panneau déplié propose une orthographe par ligne (an, am, en, em — ou in, im, ain, ein, en après i, yn/ym) au lieu d’un seul phonème global. Vous pouvez ainsi coloriser uniquement les mots en « -an » sans les mots en « -en », par exemple pour un exercice ciblé sur une seule graphie.</w:t>
+      </w:r>
+    </w:p>
+    <w:p>
+      <w:pPr>
         <w:shd w:fill="F5F5F5" w:val="clear"/>
         <w:spacing w:before="100"/>
       </w:pPr>
@@ -1144,7 +1163,7 @@
         <w:pStyle w:val="Heading2"/>
       </w:pPr>
       <w:r>
-        <w:t xml:space="preserve">b / d / p / q</w:t>
+        <w:t xml:space="preserve">Lettres à discriminer</w:t>
       </w:r>
     </w:p>
     <w:p>
@@ -1152,7 +1171,17 @@
         <w:spacing w:after="100"/>
       </w:pPr>
       <w:r>
-        <w:t xml:space="preserve">Colorise ces 4 lettres miroir avec des couleurs distinctes pour la discrimination visuelle.</w:t>
+        <w:t xml:space="preserve">Liste </w:t>
+      </w:r>
+      <w:r>
+        <w:rPr>
+          <w:b/>
+          <w:bCs/>
+        </w:rPr>
+        <w:t xml:space="preserve">éditable</w:t>
+      </w:r>
+      <w:r>
+        <w:t xml:space="preserve"> : b/d/p/q par défaut (lettres miroir), mais vous pouvez retirer une lettre (croix ×) ou en ajouter d’autres avec leur propre couleur — par exemple v/f, t/d ou m/n — pour cibler la paire qui pose problème à un élève ou un groupe donné.</w:t>
       </w:r>
     </w:p>
     <w:p>
